--- a/generated_content.docx
+++ b/generated_content.docx
@@ -12,215 +12,165 @@
     </w:p>
     <w:p>
       <w:r>
-        <w:t>### Introduction</w:t>
+        <w:t>**Unlock the Power of New Certificates: Trends, Benefits, and Future Developments**</w:t>
       </w:r>
     </w:p>
     <w:p/>
     <w:p>
       <w:r>
-        <w:t>Artificial Intelligence (AI) is transforming various industries, with video games being no exception. This article explores crucial insights into how AI is currently integrating itself in gaming to enhance player experiences and offer new opportunities for developers. Whether it's enhancing character interactions, adjusting difficulty levels dynamically or driving engaging storylines – AI plays a significant role in shaping the future of immersive gaming environments.</w:t>
+        <w:t>A new certificate is a game-changer in the world of skills verification and achievement recognition. Issued by authorized bodies, these documents verify an individual's expertise in a particular field or industry.</w:t>
       </w:r>
     </w:p>
     <w:p/>
     <w:p>
       <w:r>
-        <w:t>### Key Insights</w:t>
+        <w:t>**Types of New Certificates:**</w:t>
       </w:r>
     </w:p>
     <w:p/>
     <w:p>
       <w:r>
-        <w:t>1. **Enhanced Player Experience:**</w:t>
+        <w:t>* **Digital Certificates:** Electronic documents issued in PDF or JPEG format, verified through online platforms or mobile apps.</w:t>
       </w:r>
     </w:p>
     <w:p>
       <w:r>
-        <w:t xml:space="preserve">   - *Insight*: NPCs that respond more realistically thanks to natural language processing and diverse characters’ behaviors.</w:t>
+        <w:t>* **Blockchain-Based Certificates:** Secure, transparent, and tamper-proof certificates stored on a blockchain network, ensuring authenticity and integrity.</w:t>
       </w:r>
     </w:p>
     <w:p>
       <w:r>
-        <w:t xml:space="preserve">   - Fact: These interactions include adaptions based on player actions, making games significantly more engaging.</w:t>
+        <w:t>* **Virtual Certificates:** Certificates issued in a virtual environment, such as online courses or virtual events.</w:t>
+      </w:r>
+    </w:p>
+    <w:p>
+      <w:r>
+        <w:t>* **Open Badges:** Digital badges representing an individual's skills, achievements, or certifications.</w:t>
       </w:r>
     </w:p>
     <w:p/>
     <w:p>
       <w:r>
-        <w:t>2. **Adaptive Difficulty Adjustment:**</w:t>
-      </w:r>
-    </w:p>
-    <w:p>
-      <w:r>
-        <w:t xml:space="preserve">   - Insight: Machine learning algorithms adjusting the difficulty level during gameplay based on performance improvements by players.</w:t>
-      </w:r>
-    </w:p>
-    <w:p>
-      <w:r>
-        <w:t xml:space="preserve">   - Facts: This feature boosts not just user satisfaction but also maintains competitiveness throughout their gaming journey.</w:t>
+        <w:t>**Current Trends:**</w:t>
       </w:r>
     </w:p>
     <w:p/>
     <w:p>
       <w:r>
-        <w:t>3. **AI-Driven Character Design:**</w:t>
+        <w:t>* **Increased Adoption of Digital Certificates:** The pandemic has accelerated digital certificate adoption, as organizations shift to online platforms.</w:t>
       </w:r>
     </w:p>
     <w:p>
       <w:r>
-        <w:t xml:space="preserve">   - Insight: Characters that react emotionally, improving narrative depth as AI influences character personalities and behaviors.</w:t>
+        <w:t>* **Growing Importance of Blockchain-Based Certificates:** Blockchain-based certificates are gaining traction due to their security, transparency, and tamper-proof nature.</w:t>
       </w:r>
     </w:p>
     <w:p>
       <w:r>
-        <w:t xml:space="preserve">   - Fact: Game makers use richer storylines and more engaging narratives because of these well-developed characters.</w:t>
+        <w:t>* **Rise of Virtual Certificates:** Virtual certificates are becoming popular, particularly in education and training sectors.</w:t>
+      </w:r>
+    </w:p>
+    <w:p>
+      <w:r>
+        <w:t>* **Open Badges and Micro-Credentials:** Open badges and micro-credentials are gaining recognition as a way to verify skills and achievements.</w:t>
       </w:r>
     </w:p>
     <w:p/>
     <w:p>
       <w:r>
-        <w:t>4. **Social Interaction Enhancements:**</w:t>
-      </w:r>
-    </w:p>
-    <w:p>
-      <w:r>
-        <w:t xml:space="preserve">   - Insight: Multiplayer interactions with virtual environments where NPCs adjust to player movements, fostering community-based multiplayer activities.</w:t>
-      </w:r>
-    </w:p>
-    <w:p>
-      <w:r>
-        <w:t xml:space="preserve">   - Facts: This boosts collaboration skills among players as team compositions can differ based on choices made by each user.</w:t>
+        <w:t>**Structural Details:**</w:t>
       </w:r>
     </w:p>
     <w:p/>
     <w:p>
       <w:r>
-        <w:t>### Current Trends</w:t>
+        <w:t>* **Components of a New Certificate:** Typically includes:</w:t>
+      </w:r>
+    </w:p>
+    <w:p>
+      <w:r>
+        <w:tab/>
+        <w:t>+ Issuing organization's name and logo</w:t>
+      </w:r>
+    </w:p>
+    <w:p>
+      <w:r>
+        <w:tab/>
+        <w:t>+ Certified individual's name and details</w:t>
+      </w:r>
+    </w:p>
+    <w:p>
+      <w:r>
+        <w:tab/>
+        <w:t>+ Description of skills, knowledge, or achievements</w:t>
+      </w:r>
+    </w:p>
+    <w:p>
+      <w:r>
+        <w:tab/>
+        <w:t>+ Date and duration of certification</w:t>
+      </w:r>
+    </w:p>
+    <w:p>
+      <w:r>
+        <w:tab/>
+        <w:t>+ Verification or validation details</w:t>
+      </w:r>
+    </w:p>
+    <w:p>
+      <w:r>
+        <w:t>* **Security Features:** Often includes:</w:t>
+      </w:r>
+    </w:p>
+    <w:p>
+      <w:r>
+        <w:tab/>
+        <w:t>+ Watermarks or holograms</w:t>
+      </w:r>
+    </w:p>
+    <w:p>
+      <w:r>
+        <w:tab/>
+        <w:t>+ QR codes or barcodes</w:t>
+      </w:r>
+    </w:p>
+    <w:p>
+      <w:r>
+        <w:tab/>
+        <w:t>+ Digital signatures or encryption</w:t>
       </w:r>
     </w:p>
     <w:p/>
     <w:p>
       <w:r>
-        <w:t>1. **Virtual Reality Integration:**</w:t>
-      </w:r>
-    </w:p>
-    <w:p>
-      <w:r>
-        <w:t xml:space="preserve">   - Insight: Enhanced immersion through VR headsets that interactively respond to player gestures and movement.</w:t>
-      </w:r>
-    </w:p>
-    <w:p>
-      <w:r>
-        <w:t xml:space="preserve">   - Fact: Features are essential in VR FPS and adventure titles looking for ways to make gameplay more captivating.</w:t>
+        <w:t>**Benefits of New Certificates:**</w:t>
       </w:r>
     </w:p>
     <w:p/>
     <w:p>
       <w:r>
-        <w:t>2. **Artificial Intelligence Content Generation (AIGC):**</w:t>
+        <w:t>* **Increased Portability:** Easy to share and access through online platforms.</w:t>
       </w:r>
     </w:p>
     <w:p>
       <w:r>
-        <w:t xml:space="preserve">   - Insight: Games generating their own storylines, dialogue, visuals without human intervention, offering unique narratives.</w:t>
+        <w:t>* **Improved Security:** Blockchain-based certificates offer enhanced security and tamper-proof features.</w:t>
       </w:r>
     </w:p>
     <w:p>
       <w:r>
-        <w:t xml:space="preserve">   - Facts: This is reducing the development time and cost spent on creative processes by game developers.</w:t>
+        <w:t>* **Enhanced Recognition:** Open badges and micro-credentials can be easily verified and recognized.</w:t>
+      </w:r>
+    </w:p>
+    <w:p>
+      <w:r>
+        <w:t>* **Increased Accessibility:** Virtual certificates and online platforms make it easier to access and share certifications.</w:t>
       </w:r>
     </w:p>
     <w:p/>
     <w:p>
       <w:r>
-        <w:t>3. **Machine Learning-based Gaming Analytics:**</w:t>
-      </w:r>
-    </w:p>
-    <w:p>
-      <w:r>
-        <w:t xml:space="preserve">   - Insight: Advanced algorithms that analyze player behaviors for insights used to customize settings and quests based on previous plays.</w:t>
-      </w:r>
-    </w:p>
-    <w:p>
-      <w:r>
-        <w:t xml:space="preserve">   - Fact: This approach enables more specific, efficient customized experiences tailored just right for players.</w:t>
-      </w:r>
-    </w:p>
-    <w:p/>
-    <w:p>
-      <w:r>
-        <w:t>4. **Personalized Game Experiences:**</w:t>
-      </w:r>
-    </w:p>
-    <w:p>
-      <w:r>
-        <w:t xml:space="preserve">   - Insight: Gamers can now play games that are matched by their characteristics such as age or skill level, enhancing engagement and satisfaction.</w:t>
-      </w:r>
-    </w:p>
-    <w:p>
-      <w:r>
-        <w:t xml:space="preserve">   - Facts: Games offer adaptive learning systems for younger players while also personal quests based on existing gameplay experiences ensuring relevant environments tailored to each player.</w:t>
-      </w:r>
-    </w:p>
-    <w:p/>
-    <w:p>
-      <w:r>
-        <w:t>### Important Facts</w:t>
-      </w:r>
-    </w:p>
-    <w:p/>
-    <w:p>
-      <w:r>
-        <w:t>- **Increased Accessibility**: AI enabling accessibility features like voice controls and screen readers for new gamers.</w:t>
-      </w:r>
-    </w:p>
-    <w:p>
-      <w:r>
-        <w:t>- **Privacy Implications**: Needing caution about sharing personal data as interactions are often handled by AI that collects data for analysis purposes.</w:t>
-      </w:r>
-    </w:p>
-    <w:p>
-      <w:r>
-        <w:t>- **Regulatory Compliance**: As the use of AI grows, regulations will emerge to ensure fair competition without overregulation or exploitation.</w:t>
-      </w:r>
-    </w:p>
-    <w:p/>
-    <w:p>
-      <w:r>
-        <w:t>### Useful Information</w:t>
-      </w:r>
-    </w:p>
-    <w:p/>
-    <w:p>
-      <w:r>
-        <w:t>- Financial benefits: Games can increase revenue through efficient monetization strategies using analytics tailored to specific player demographics.</w:t>
-      </w:r>
-    </w:p>
-    <w:p>
-      <w:r>
-        <w:t>- Technical challenges: Players need to be cautious about sharing personal information and should consider privacy when interacting with game-hosted AI systems.</w:t>
-      </w:r>
-    </w:p>
-    <w:p>
-      <w:r>
-        <w:t>- Economic future prospects: With development costs reduced, more players can be engaged in enjoying games efficiently while retaining the game's integrity.</w:t>
-      </w:r>
-    </w:p>
-    <w:p/>
-    <w:p>
-      <w:r>
-        <w:t>### Conclusion</w:t>
-      </w:r>
-    </w:p>
-    <w:p/>
-    <w:p>
-      <w:r>
-        <w:t>AI trends will continue reshaping gaming environments, providing interactive landscapes that are responsive to real-time player input. While there is significant potential for growth and engagement through enhanced user experiences, regulations must ensure fair competition prevents exploitation of users. As AI continues evolving, it also promises to simplify technical development tasks thus making games accessible within the reach of a wider audience.</w:t>
-      </w:r>
-    </w:p>
-    <w:p/>
-    <w:p>
-      <w:r>
-        <w:t>This research will be vital as we look to anticipate the future of interactive entertainment, particularly in its relationship with cutting-edge artificial intelligence technology.</w:t>
+        <w:t>#CertificateTrends #DigitalTransformation #Blockchain #VirtualLearning #OpenBadges #MicroCredentials</w:t>
       </w:r>
     </w:p>
     <w:sectPr>
